--- a/doc/project/01-需求文档/需求规格说明书最终稿 .docx
+++ b/doc/project/01-需求文档/需求规格说明书最终稿 .docx
@@ -2515,28 +2515,54 @@
           <w:rFonts w:hint="default"/>
         </w:rPr>
       </w:pPr>
+    </w:p>
+    <w:p>
+      <w:pPr>
+        <w:rPr>
+          <w:rFonts w:hint="default"/>
+        </w:rPr>
+      </w:pPr>
+      <w:r>
+        <w:rPr>
+          <w:rFonts w:hint="default"/>
+        </w:rPr>
+        <w:t>3.1.4 通信接口</w:t>
+      </w:r>
+    </w:p>
+    <w:p>
+      <w:r>
+        <w:rPr>
+          <w:rFonts w:hint="default"/>
+        </w:rPr>
+        <w:t>采用 MQTT 物联网协议，实现</w:t>
+      </w:r>
+      <w:r>
+        <w:rPr>
+          <w:rFonts w:hint="eastAsia"/>
+          <w:lang w:val="en-US" w:eastAsia="zh-CN"/>
+        </w:rPr>
+        <w:t>模拟</w:t>
+      </w:r>
       <w:bookmarkStart w:id="0" w:name="_GoBack"/>
       <w:bookmarkEnd w:id="0"/>
-    </w:p>
-    <w:p>
-      <w:pPr>
-        <w:rPr>
-          <w:rFonts w:hint="default"/>
-        </w:rPr>
-      </w:pPr>
-      <w:r>
-        <w:rPr>
-          <w:rFonts w:hint="default"/>
-        </w:rPr>
-        <w:t>3.1.4 通信接口</w:t>
-      </w:r>
-    </w:p>
-    <w:p>
-      <w:r>
-        <w:rPr>
-          <w:rFonts w:hint="default"/>
-        </w:rPr>
-        <w:t>采用 MQTT 物联网协议，实现底层单片机与云端服务器的数据传输，含设备数据、告警报文等。</w:t>
+      <w:r>
+        <w:rPr>
+          <w:rFonts w:hint="default"/>
+        </w:rPr>
+        <w:t>底层单片机与云端服务器的数据传输</w:t>
+      </w:r>
+      <w:r>
+        <w:rPr>
+          <w:rFonts w:hint="eastAsia"/>
+          <w:lang w:eastAsia="zh-CN"/>
+        </w:rPr>
+        <w:t>，包</w:t>
+      </w:r>
+      <w:r>
+        <w:rPr>
+          <w:rFonts w:hint="default"/>
+        </w:rPr>
+        <w:t>含设备数据、告警报文等。</w:t>
       </w:r>
     </w:p>
     <w:p>
@@ -2594,6 +2620,11 @@
       </w:r>
     </w:p>
     <w:p>
+      <w:pPr>
+        <w:rPr>
+          <w:rFonts w:hint="default"/>
+        </w:rPr>
+      </w:pPr>
       <w:r>
         <w:rPr>
           <w:rFonts w:hint="default"/>
@@ -2602,6 +2633,34 @@
       </w:r>
     </w:p>
     <w:p>
+      <w:pPr>
+        <w:rPr>
+          <w:rFonts w:hint="default" w:eastAsia="宋体"/>
+          <w:lang w:val="en-US" w:eastAsia="zh-CN"/>
+        </w:rPr>
+      </w:pPr>
+      <w:r>
+        <w:rPr>
+          <w:rFonts w:hint="eastAsia"/>
+          <w:lang w:val="en-US" w:eastAsia="zh-CN"/>
+        </w:rPr>
+        <w:t>设备管理：新增、</w:t>
+      </w:r>
+      <w:r>
+        <w:rPr>
+          <w:rFonts w:hint="default"/>
+        </w:rPr>
+        <w:t>编辑、删除</w:t>
+      </w:r>
+      <w:r>
+        <w:rPr>
+          <w:rFonts w:hint="eastAsia"/>
+          <w:lang w:val="en-US" w:eastAsia="zh-CN"/>
+        </w:rPr>
+        <w:t>设备以及终端机。</w:t>
+      </w:r>
+    </w:p>
+    <w:p>
       <w:r>
         <w:rPr>
           <w:rFonts w:hint="default"/>
@@ -2651,7 +2710,20 @@
         <w:rPr>
           <w:rFonts w:hint="default"/>
         </w:rPr>
-        <w:t>工单抢单与处理：查看待抢单工单并抢单，处理中工单填写结果并提交，接收超时提醒，支持离线缓存处理数据。</w:t>
+        <w:t>工单抢单与处理：查看待抢单工单并抢单，处理中工单填写结果并提交，接收</w:t>
+      </w:r>
+      <w:r>
+        <w:rPr>
+          <w:rFonts w:hint="eastAsia"/>
+          <w:lang w:val="en-US" w:eastAsia="zh-CN"/>
+        </w:rPr>
+        <w:t>派单通知</w:t>
+      </w:r>
+      <w:r>
+        <w:rPr>
+          <w:rFonts w:hint="default"/>
+        </w:rPr>
+        <w:t>，支持离线缓存处理数据。</w:t>
       </w:r>
     </w:p>
     <w:p>
@@ -2680,15 +2752,15 @@
         <w:rPr>
           <w:rFonts w:hint="default"/>
         </w:rPr>
-        <w:t>查看每日饮水量：展示当日、昨日、本周、本月饮水量，用进度条或柱状图可视化呈现，无记录时推荐附近终端机。</w:t>
-      </w:r>
-    </w:p>
-    <w:p>
-      <w:r>
-        <w:rPr>
-          <w:rFonts w:hint="default"/>
-        </w:rPr>
-        <w:t>查看终端机位置：加载校园地图标注终端机（在线绿色、离线灰色），展示设备详情，支持导航功能。</w:t>
+        <w:t>查看每日饮水量：展示当日、昨日、本周、本月饮水量，用进度条或柱状图可视化呈现。</w:t>
+      </w:r>
+    </w:p>
+    <w:p>
+      <w:r>
+        <w:rPr>
+          <w:rFonts w:hint="default"/>
+        </w:rPr>
+        <w:t>查看终端机位置：加载校园地图标注终端机（在线绿色、离线灰色），展示设备详情。</w:t>
       </w:r>
     </w:p>
     <w:p>
@@ -2709,7 +2781,7 @@
         <w:rPr>
           <w:rFonts w:hint="default"/>
         </w:rPr>
-        <w:t>设备异常告警与工单自动生成：设备异常时发布告警报文，系统自动生成对应片区工单，推送至维修 APP 与 Web 管理端，支持告警合并。</w:t>
+        <w:t>设备异常告警与工单自动生成：设备异常时发布告警报文，系统自动生成对应片区工单，推送至维修 APP 与 Web 管理端。</w:t>
       </w:r>
     </w:p>
     <w:p>

--- a/doc/project/01-需求文档/需求规格说明书最终稿 .docx
+++ b/doc/project/01-需求文档/需求规格说明书最终稿 .docx
@@ -34,8 +34,9 @@
       <w:r>
         <w:rPr>
           <w:rFonts w:hint="eastAsia" w:ascii="Arial" w:hAnsi="Arial"/>
-        </w:rPr>
-        <w:t>项目名称</w:t>
+          <w:lang w:val="en-US" w:eastAsia="zh-CN"/>
+        </w:rPr>
+        <w:t>校园饮水矿化机管理系统</w:t>
       </w:r>
       <w:r>
         <w:rPr>
@@ -2543,603 +2544,627 @@
         </w:rPr>
         <w:t>模拟</w:t>
       </w:r>
+      <w:r>
+        <w:rPr>
+          <w:rFonts w:hint="default"/>
+        </w:rPr>
+        <w:t>底层单片机与云端服务器的数据传输</w:t>
+      </w:r>
+      <w:r>
+        <w:rPr>
+          <w:rFonts w:hint="eastAsia"/>
+          <w:lang w:eastAsia="zh-CN"/>
+        </w:rPr>
+        <w:t>，包</w:t>
+      </w:r>
+      <w:r>
+        <w:rPr>
+          <w:rFonts w:hint="default"/>
+        </w:rPr>
+        <w:t>含设备数据、告警报文等。</w:t>
+      </w:r>
+    </w:p>
+    <w:p>
+      <w:r>
+        <w:rPr>
+          <w:rFonts w:hint="default"/>
+        </w:rPr>
+        <w:t>支持 HTTP/HTTPS 协议，保障 Web 端与 APP 端的数据交互安全。</w:t>
+      </w:r>
+    </w:p>
+    <w:p>
+      <w:pPr>
+        <w:rPr>
+          <w:rFonts w:hint="default"/>
+        </w:rPr>
+      </w:pPr>
+      <w:r>
+        <w:rPr>
+          <w:rFonts w:hint="default"/>
+        </w:rPr>
+        <w:t>移动端支持 4G/5G/Wi-Fi 网络通信，满足在线操作与离线缓存数据同步需求。</w:t>
+      </w:r>
+    </w:p>
+    <w:p>
+      <w:pPr>
+        <w:rPr>
+          <w:rFonts w:hint="default"/>
+        </w:rPr>
+      </w:pPr>
+    </w:p>
+    <w:p>
+      <w:pPr>
+        <w:rPr>
+          <w:rFonts w:hint="default"/>
+        </w:rPr>
+      </w:pPr>
+      <w:r>
+        <w:rPr>
+          <w:rFonts w:hint="default"/>
+        </w:rPr>
+        <w:t>3.2 功能需求</w:t>
+      </w:r>
+    </w:p>
+    <w:p>
+      <w:pPr>
+        <w:rPr>
+          <w:rFonts w:hint="default"/>
+        </w:rPr>
+      </w:pPr>
+      <w:r>
+        <w:rPr>
+          <w:rFonts w:hint="default"/>
+        </w:rPr>
+        <w:t>3.2.1 管理员 Web 端功能</w:t>
+      </w:r>
+    </w:p>
+    <w:p>
+      <w:pPr>
+        <w:rPr>
+          <w:rFonts w:hint="default"/>
+        </w:rPr>
+      </w:pPr>
+      <w:r>
+        <w:rPr>
+          <w:rFonts w:hint="default"/>
+        </w:rPr>
+        <w:t>设备实时监控：加载全量设备列表并分组展示，支持设备详情查看，异常告警提示。</w:t>
+      </w:r>
+    </w:p>
+    <w:p>
+      <w:pPr>
+        <w:rPr>
+          <w:rFonts w:hint="default" w:eastAsia="宋体"/>
+          <w:lang w:val="en-US" w:eastAsia="zh-CN"/>
+        </w:rPr>
+      </w:pPr>
+      <w:r>
+        <w:rPr>
+          <w:rFonts w:hint="eastAsia"/>
+          <w:lang w:val="en-US" w:eastAsia="zh-CN"/>
+        </w:rPr>
+        <w:t>设备管理：新增、</w:t>
+      </w:r>
+      <w:r>
+        <w:rPr>
+          <w:rFonts w:hint="default"/>
+        </w:rPr>
+        <w:t>编辑、删除</w:t>
+      </w:r>
+      <w:r>
+        <w:rPr>
+          <w:rFonts w:hint="eastAsia"/>
+          <w:lang w:val="en-US" w:eastAsia="zh-CN"/>
+        </w:rPr>
+        <w:t>设备以及终端机。</w:t>
+      </w:r>
+    </w:p>
+    <w:p>
+      <w:r>
+        <w:rPr>
+          <w:rFonts w:hint="default"/>
+        </w:rPr>
+        <w:t>超时工单人工派单：筛选超时待抢单工单，支持指定片区维修人员派单，填写备注并反馈结果。</w:t>
+      </w:r>
+    </w:p>
+    <w:p>
+      <w:pPr>
+        <w:rPr>
+          <w:rFonts w:hint="eastAsia" w:eastAsia="宋体"/>
+          <w:lang w:eastAsia="zh-CN"/>
+        </w:rPr>
+      </w:pPr>
+      <w:r>
+        <w:rPr>
+          <w:rFonts w:hint="default"/>
+        </w:rPr>
+        <w:t>人员管理：新增</w:t>
+      </w:r>
+      <w:r>
+        <w:rPr>
+          <w:rFonts w:hint="eastAsia"/>
+          <w:lang w:val="en-US" w:eastAsia="zh-CN"/>
+        </w:rPr>
+        <w:t>和</w:t>
+      </w:r>
+      <w:r>
+        <w:rPr>
+          <w:rFonts w:hint="default"/>
+        </w:rPr>
+        <w:t>编辑维修人员账号，分配所属片区</w:t>
+      </w:r>
+      <w:r>
+        <w:rPr>
+          <w:rFonts w:hint="eastAsia"/>
+          <w:lang w:eastAsia="zh-CN"/>
+        </w:rPr>
+        <w:t>。</w:t>
+      </w:r>
+    </w:p>
+    <w:p>
+      <w:pPr>
+        <w:rPr>
+          <w:rFonts w:hint="eastAsia" w:eastAsia="宋体"/>
+          <w:lang w:val="en-US" w:eastAsia="zh-CN"/>
+        </w:rPr>
+      </w:pPr>
+      <w:r>
+        <w:rPr>
+          <w:rFonts w:hint="default"/>
+        </w:rPr>
+        <w:t>地区管理：新增、编辑、删除校园片区</w:t>
+      </w:r>
+      <w:r>
+        <w:rPr>
+          <w:rFonts w:hint="eastAsia"/>
+          <w:lang w:eastAsia="zh-CN"/>
+        </w:rPr>
+        <w:t>。</w:t>
+      </w:r>
+    </w:p>
+    <w:p>
+      <w:pPr>
+        <w:rPr>
+          <w:rFonts w:hint="default"/>
+        </w:rPr>
+      </w:pPr>
+      <w:r>
+        <w:rPr>
+          <w:rFonts w:hint="default"/>
+        </w:rPr>
+        <w:t>3.2.2 维修人员 APP 功能</w:t>
+      </w:r>
+    </w:p>
+    <w:p>
+      <w:r>
+        <w:rPr>
+          <w:rFonts w:hint="default"/>
+        </w:rPr>
+        <w:t>本辖区设备巡检：加载所属片区设备列表，支持巡检表单填写（状态、异常描述、照片），离线缓存与联网提交。</w:t>
+      </w:r>
+    </w:p>
+    <w:p>
+      <w:r>
+        <w:rPr>
+          <w:rFonts w:hint="default"/>
+        </w:rPr>
+        <w:t>工单抢单与处理：查看待抢单工单并抢单，处理中工单填写结果并提交，接收</w:t>
+      </w:r>
+      <w:r>
+        <w:rPr>
+          <w:rFonts w:hint="eastAsia"/>
+          <w:lang w:val="en-US" w:eastAsia="zh-CN"/>
+        </w:rPr>
+        <w:t>派单通知</w:t>
+      </w:r>
+      <w:r>
+        <w:rPr>
+          <w:rFonts w:hint="default"/>
+        </w:rPr>
+        <w:t>，支持离线缓存处理数据。</w:t>
+      </w:r>
+    </w:p>
+    <w:p>
+      <w:pPr>
+        <w:rPr>
+          <w:rFonts w:hint="default"/>
+        </w:rPr>
+      </w:pPr>
+      <w:r>
+        <w:rPr>
+          <w:rFonts w:hint="default"/>
+        </w:rPr>
+        <w:t>3.2.3 学生水伴 APP 功能</w:t>
+      </w:r>
+    </w:p>
+    <w:p>
+      <w:r>
+        <w:rPr>
+          <w:rFonts w:hint="default"/>
+        </w:rPr>
+        <w:t>扫码用水与水质查询：扫描终端机二维码选择用水或查水质，用水时校验状态并记录饮水量，查水质展示 TDS 值。</w:t>
+      </w:r>
+    </w:p>
+    <w:p>
+      <w:r>
+        <w:rPr>
+          <w:rFonts w:hint="default"/>
+        </w:rPr>
+        <w:t>查看每日饮水量：展示当日、本周、本月饮水量，用进度条或柱状图可视化呈现。</w:t>
+      </w:r>
+    </w:p>
+    <w:p>
+      <w:r>
+        <w:rPr>
+          <w:rFonts w:hint="default"/>
+        </w:rPr>
+        <w:t>查看终端机位置：加载校园地图标注终端机（在线绿色、离线灰色），展示设备详情。</w:t>
+      </w:r>
+    </w:p>
+    <w:p>
+      <w:pPr>
+        <w:rPr>
+          <w:rFonts w:hint="default"/>
+        </w:rPr>
+      </w:pPr>
+      <w:r>
+        <w:rPr>
+          <w:rFonts w:hint="default"/>
+        </w:rPr>
+        <w:t>3.2.4 系统自动化功能</w:t>
+      </w:r>
+    </w:p>
+    <w:p>
+      <w:r>
+        <w:rPr>
+          <w:rFonts w:hint="default"/>
+        </w:rPr>
+        <w:t>设备异常告警与工单自动生成：设备异常时发布告警报文，系统自动生成对应片区工单，推送至维修 APP 与 Web 管理端。</w:t>
+      </w:r>
+    </w:p>
+    <w:p>
+      <w:pPr>
+        <w:rPr>
+          <w:rFonts w:hint="default"/>
+        </w:rPr>
+      </w:pPr>
+    </w:p>
+    <w:p>
+      <w:pPr>
+        <w:rPr>
+          <w:rFonts w:hint="default"/>
+        </w:rPr>
+      </w:pPr>
+    </w:p>
+    <w:p>
+      <w:pPr>
+        <w:rPr>
+          <w:rFonts w:hint="default"/>
+        </w:rPr>
+      </w:pPr>
+    </w:p>
+    <w:p>
+      <w:pPr>
+        <w:rPr>
+          <w:rFonts w:hint="default"/>
+        </w:rPr>
+      </w:pPr>
+    </w:p>
+    <w:p>
+      <w:pPr>
+        <w:rPr>
+          <w:rFonts w:hint="default"/>
+        </w:rPr>
+      </w:pPr>
+    </w:p>
+    <w:p>
+      <w:pPr>
+        <w:rPr>
+          <w:rFonts w:hint="default"/>
+        </w:rPr>
+      </w:pPr>
+    </w:p>
+    <w:p>
+      <w:pPr>
+        <w:rPr>
+          <w:rFonts w:hint="default"/>
+        </w:rPr>
+      </w:pPr>
+      <w:r>
+        <w:rPr>
+          <w:rFonts w:hint="default"/>
+        </w:rPr>
+        <w:t>3.3 非功能性需求</w:t>
+      </w:r>
+    </w:p>
+    <w:p>
+      <w:pPr>
+        <w:rPr>
+          <w:rFonts w:hint="default"/>
+        </w:rPr>
+      </w:pPr>
+      <w:r>
+        <w:rPr>
+          <w:rFonts w:hint="default"/>
+        </w:rPr>
+        <w:t>3.3.1 安全性</w:t>
+      </w:r>
+    </w:p>
+    <w:p>
+      <w:r>
+        <w:rPr>
+          <w:rFonts w:hint="default"/>
+        </w:rPr>
+        <w:t>用户账号需密码登录，密码加密存储，支持密码重置功能。</w:t>
+      </w:r>
+    </w:p>
+    <w:p>
+      <w:r>
+        <w:rPr>
+          <w:rFonts w:hint="default"/>
+        </w:rPr>
+        <w:t>维修人员仅能查看所属片区设备数据，保障数据访问权限隔离。</w:t>
+      </w:r>
+    </w:p>
+    <w:p>
+      <w:r>
+        <w:rPr>
+          <w:rFonts w:hint="default"/>
+        </w:rPr>
+        <w:t>数据传输采用加密协议，防止信息泄露与篡改。</w:t>
+      </w:r>
+    </w:p>
+    <w:p>
+      <w:r>
+        <w:rPr>
+          <w:rFonts w:hint="default"/>
+        </w:rPr>
+        <w:t>定期备份核心数据，支持数据恢复功能。</w:t>
+      </w:r>
+    </w:p>
+    <w:p>
+      <w:pPr>
+        <w:rPr>
+          <w:rFonts w:hint="default"/>
+        </w:rPr>
+      </w:pPr>
+      <w:r>
+        <w:rPr>
+          <w:rFonts w:hint="default"/>
+        </w:rPr>
+        <w:t>3.3.2 性能</w:t>
+      </w:r>
+    </w:p>
+    <w:p>
+      <w:r>
+        <w:rPr>
+          <w:rFonts w:hint="default"/>
+        </w:rPr>
+        <w:t>数据刷新延迟：Web 端与 APP 端设备实时数据刷新延迟不超过 5 秒。</w:t>
+      </w:r>
+    </w:p>
+    <w:p>
+      <w:r>
+        <w:rPr>
+          <w:rFonts w:hint="default"/>
+        </w:rPr>
+        <w:t>响应时间：单次操作（如抢单、派单、扫码）响应时间不超过 3 秒。</w:t>
+      </w:r>
+    </w:p>
+    <w:p>
+      <w:r>
+        <w:rPr>
+          <w:rFonts w:hint="default"/>
+        </w:rPr>
+        <w:t>并发支持：支持至少 1000 名学生同时在线使用 APP，50 名维修人员同时处理工单。</w:t>
+      </w:r>
+    </w:p>
+    <w:p>
+      <w:r>
+        <w:rPr>
+          <w:rFonts w:hint="default"/>
+        </w:rPr>
+        <w:t>离线能力：维修 APP 巡检与工单处理支持离线缓存，联网后 10 秒内自动同步数据。</w:t>
+      </w:r>
+    </w:p>
+    <w:p>
+      <w:pPr>
+        <w:rPr>
+          <w:rFonts w:hint="default"/>
+        </w:rPr>
+      </w:pPr>
+      <w:r>
+        <w:rPr>
+          <w:rFonts w:hint="default"/>
+        </w:rPr>
+        <w:t>3.3.3 软件质量要求</w:t>
+      </w:r>
+    </w:p>
+    <w:p>
+      <w:r>
+        <w:rPr>
+          <w:rFonts w:hint="default"/>
+        </w:rPr>
+        <w:t>易用性：界面布局清晰，操作流程简单，新用户无需培训即可完成核心操作。</w:t>
+      </w:r>
+    </w:p>
+    <w:p>
+      <w:r>
+        <w:rPr>
+          <w:rFonts w:hint="default"/>
+        </w:rPr>
+        <w:t>扩展性：支持设备类型、功能模块的新增扩展，预留接口适配未来需求。</w:t>
+      </w:r>
+    </w:p>
+    <w:p>
+      <w:r>
+        <w:rPr>
+          <w:rFonts w:hint="default"/>
+        </w:rPr>
+        <w:t>可维护性：代码模块化设计，数据结构清晰，支持日志查询与问题定位。</w:t>
+      </w:r>
+    </w:p>
+    <w:p>
+      <w:r>
+        <w:rPr>
+          <w:rFonts w:hint="default"/>
+        </w:rPr>
+        <w:t>兼容性：Web 端兼容主流浏览器（Chrome、Edge、Firefox），APP 支持 Android 8.0+、iOS 12.0 + 系统版本。</w:t>
+      </w:r>
+    </w:p>
+    <w:p>
+      <w:pPr>
+        <w:rPr>
+          <w:rFonts w:hint="default"/>
+        </w:rPr>
+      </w:pPr>
+    </w:p>
+    <w:p>
+      <w:pPr>
+        <w:rPr>
+          <w:rFonts w:hint="default"/>
+        </w:rPr>
+      </w:pPr>
+    </w:p>
+    <w:p>
+      <w:pPr>
+        <w:rPr>
+          <w:rFonts w:hint="default"/>
+        </w:rPr>
+      </w:pPr>
+      <w:r>
+        <w:rPr>
+          <w:rFonts w:hint="default"/>
+        </w:rPr>
+        <w:t>词汇表</w:t>
+      </w:r>
+    </w:p>
+    <w:p>
+      <w:r>
+        <w:rPr>
+          <w:rFonts w:hint="default"/>
+        </w:rPr>
+        <w:t>TDS：总溶解固体，用于衡量水中可溶性物质含量，反映水质情况。</w:t>
+      </w:r>
+    </w:p>
+    <w:p>
+      <w:r>
+        <w:rPr>
+          <w:rFonts w:hint="default"/>
+        </w:rPr>
+        <w:t>MQTT：一种轻量级物联网通信协议，用于设备与云端的数据传输。</w:t>
+      </w:r>
+    </w:p>
+    <w:p>
+      <w:r>
+        <w:rPr>
+          <w:rFonts w:hint="default"/>
+        </w:rPr>
+        <w:t>工单：设备异常或巡检发现问题时生成的维修任务单据，包含问题描述、所属片区等信息。</w:t>
+      </w:r>
+    </w:p>
+    <w:p>
+      <w:r>
+        <w:rPr>
+          <w:rFonts w:hint="default"/>
+        </w:rPr>
+        <w:t>终端机：校园内供学生直接扫码用水的设备，连接供水机获取矿化水。</w:t>
+      </w:r>
+    </w:p>
+    <w:p>
+      <w:pPr>
+        <w:rPr>
+          <w:rFonts w:hint="default"/>
+        </w:rPr>
+      </w:pPr>
+    </w:p>
+    <w:p>
+      <w:pPr>
+        <w:rPr>
+          <w:rFonts w:hint="default"/>
+        </w:rPr>
+      </w:pPr>
+      <w:r>
+        <w:rPr>
+          <w:rFonts w:hint="default"/>
+        </w:rPr>
+        <w:t>参考资料</w:t>
+      </w:r>
+    </w:p>
+    <w:p>
+      <w:r>
+        <w:rPr>
+          <w:rFonts w:hint="default"/>
+        </w:rPr>
+        <w:t>《校园直饮矿化水物联网运维平台需求.docx》</w:t>
+      </w:r>
+    </w:p>
+    <w:p>
+      <w:r>
+        <w:rPr>
+          <w:rFonts w:hint="default"/>
+        </w:rPr>
+        <w:t>《校园直饮矿化水物联网运维平台用例文档</w:t>
+      </w:r>
+      <w:r>
+        <w:rPr>
+          <w:rFonts w:hint="eastAsia"/>
+          <w:lang w:val="en-US" w:eastAsia="zh-CN"/>
+        </w:rPr>
+        <w:t>最终稿</w:t>
+      </w:r>
+      <w:r>
+        <w:rPr>
+          <w:rFonts w:hint="default"/>
+        </w:rPr>
+        <w:t>.docx》</w:t>
+      </w:r>
+    </w:p>
+    <w:p>
+      <w:pPr>
+        <w:rPr>
+          <w:rFonts w:hint="default"/>
+        </w:rPr>
+      </w:pPr>
+    </w:p>
+    <w:p>
+      <w:pPr>
+        <w:rPr>
+          <w:rFonts w:hint="default"/>
+        </w:rPr>
+      </w:pPr>
+      <w:r>
+        <w:rPr>
+          <w:rFonts w:hint="default"/>
+        </w:rPr>
+        <w:t>附录</w:t>
+      </w:r>
+    </w:p>
+    <w:p>
+      <w:r>
+        <w:rPr>
+          <w:rFonts w:hint="default"/>
+        </w:rPr>
+        <w:t>系统架构图、净水流程图、设备连接示意图等相关图表</w:t>
+      </w:r>
+    </w:p>
+    <w:p>
+      <w:r>
+        <w:rPr>
+          <w:rFonts w:hint="default"/>
+        </w:rPr>
+        <w:t>各类设备传感器参数阈值配置表</w:t>
+      </w:r>
+    </w:p>
+    <w:p>
+      <w:pPr>
+        <w:rPr>
+          <w:rFonts w:hint="default"/>
+          <w:lang w:val="en-US" w:eastAsia="zh-CN"/>
+        </w:rPr>
+      </w:pPr>
       <w:bookmarkStart w:id="0" w:name="_GoBack"/>
       <w:bookmarkEnd w:id="0"/>
-      <w:r>
-        <w:rPr>
-          <w:rFonts w:hint="default"/>
-        </w:rPr>
-        <w:t>底层单片机与云端服务器的数据传输</w:t>
-      </w:r>
-      <w:r>
-        <w:rPr>
-          <w:rFonts w:hint="eastAsia"/>
-          <w:lang w:eastAsia="zh-CN"/>
-        </w:rPr>
-        <w:t>，包</w:t>
-      </w:r>
-      <w:r>
-        <w:rPr>
-          <w:rFonts w:hint="default"/>
-        </w:rPr>
-        <w:t>含设备数据、告警报文等。</w:t>
-      </w:r>
-    </w:p>
-    <w:p>
-      <w:r>
-        <w:rPr>
-          <w:rFonts w:hint="default"/>
-        </w:rPr>
-        <w:t>支持 HTTP/HTTPS 协议，保障 Web 端与 APP 端的数据交互安全。</w:t>
-      </w:r>
-    </w:p>
-    <w:p>
-      <w:pPr>
-        <w:rPr>
-          <w:rFonts w:hint="default"/>
-        </w:rPr>
-      </w:pPr>
-      <w:r>
-        <w:rPr>
-          <w:rFonts w:hint="default"/>
-        </w:rPr>
-        <w:t>移动端支持 4G/5G/Wi-Fi 网络通信，满足在线操作与离线缓存数据同步需求。</w:t>
-      </w:r>
-    </w:p>
-    <w:p>
-      <w:pPr>
-        <w:rPr>
-          <w:rFonts w:hint="default"/>
-        </w:rPr>
-      </w:pPr>
-    </w:p>
-    <w:p>
-      <w:pPr>
-        <w:rPr>
-          <w:rFonts w:hint="default"/>
-        </w:rPr>
-      </w:pPr>
-      <w:r>
-        <w:rPr>
-          <w:rFonts w:hint="default"/>
-        </w:rPr>
-        <w:t>3.2 功能需求</w:t>
-      </w:r>
-    </w:p>
-    <w:p>
-      <w:pPr>
-        <w:rPr>
-          <w:rFonts w:hint="default"/>
-        </w:rPr>
-      </w:pPr>
-      <w:r>
-        <w:rPr>
-          <w:rFonts w:hint="default"/>
-        </w:rPr>
-        <w:t>3.2.1 管理员 Web 端功能</w:t>
-      </w:r>
-    </w:p>
-    <w:p>
-      <w:pPr>
-        <w:rPr>
-          <w:rFonts w:hint="default"/>
-        </w:rPr>
-      </w:pPr>
-      <w:r>
-        <w:rPr>
-          <w:rFonts w:hint="default"/>
-        </w:rPr>
-        <w:t>设备实时监控：加载全量设备列表并分组展示，支持设备详情查看，数据自动（5 秒）与手动刷新，异常告警提示。</w:t>
-      </w:r>
-    </w:p>
-    <w:p>
-      <w:pPr>
-        <w:rPr>
-          <w:rFonts w:hint="default" w:eastAsia="宋体"/>
-          <w:lang w:val="en-US" w:eastAsia="zh-CN"/>
-        </w:rPr>
-      </w:pPr>
-      <w:r>
-        <w:rPr>
-          <w:rFonts w:hint="eastAsia"/>
-          <w:lang w:val="en-US" w:eastAsia="zh-CN"/>
-        </w:rPr>
-        <w:t>设备管理：新增、</w:t>
-      </w:r>
-      <w:r>
-        <w:rPr>
-          <w:rFonts w:hint="default"/>
-        </w:rPr>
-        <w:t>编辑、删除</w:t>
-      </w:r>
-      <w:r>
-        <w:rPr>
-          <w:rFonts w:hint="eastAsia"/>
-          <w:lang w:val="en-US" w:eastAsia="zh-CN"/>
-        </w:rPr>
-        <w:t>设备以及终端机。</w:t>
-      </w:r>
-    </w:p>
-    <w:p>
-      <w:r>
-        <w:rPr>
-          <w:rFonts w:hint="default"/>
-        </w:rPr>
-        <w:t>超时工单人工派单：筛选超时待抢单工单，支持指定片区维修人员派单，填写备注并反馈结果。</w:t>
-      </w:r>
-    </w:p>
-    <w:p>
-      <w:r>
-        <w:rPr>
-          <w:rFonts w:hint="default"/>
-        </w:rPr>
-        <w:t>人员管理：新增、编辑、禁用维修人员账号，分配所属片区，重置密码并推送临时密码。</w:t>
-      </w:r>
-    </w:p>
-    <w:p>
-      <w:r>
-        <w:rPr>
-          <w:rFonts w:hint="default"/>
-        </w:rPr>
-        <w:t>地区管理：新增、编辑、删除校园片区，查看片区设备分布，限制关联设备的片区删除操作。</w:t>
-      </w:r>
-    </w:p>
-    <w:p>
-      <w:pPr>
-        <w:rPr>
-          <w:rFonts w:hint="default"/>
-        </w:rPr>
-      </w:pPr>
-      <w:r>
-        <w:rPr>
-          <w:rFonts w:hint="default"/>
-        </w:rPr>
-        <w:t>3.2.2 维修人员 APP 功能</w:t>
-      </w:r>
-    </w:p>
-    <w:p>
-      <w:r>
-        <w:rPr>
-          <w:rFonts w:hint="default"/>
-        </w:rPr>
-        <w:t>本辖区设备巡检：加载所属片区设备列表，支持巡检表单填写（状态、异常描述、照片），离线缓存与联网提交。</w:t>
-      </w:r>
-    </w:p>
-    <w:p>
-      <w:r>
-        <w:rPr>
-          <w:rFonts w:hint="default"/>
-        </w:rPr>
-        <w:t>工单抢单与处理：查看待抢单工单并抢单，处理中工单填写结果并提交，接收</w:t>
-      </w:r>
-      <w:r>
-        <w:rPr>
-          <w:rFonts w:hint="eastAsia"/>
-          <w:lang w:val="en-US" w:eastAsia="zh-CN"/>
-        </w:rPr>
-        <w:t>派单通知</w:t>
-      </w:r>
-      <w:r>
-        <w:rPr>
-          <w:rFonts w:hint="default"/>
-        </w:rPr>
-        <w:t>，支持离线缓存处理数据。</w:t>
-      </w:r>
-    </w:p>
-    <w:p>
-      <w:pPr>
-        <w:rPr>
-          <w:rFonts w:hint="default"/>
-        </w:rPr>
-      </w:pPr>
-      <w:r>
-        <w:rPr>
-          <w:rFonts w:hint="default"/>
-        </w:rPr>
-        <w:t>3.2.3 学生水伴 APP 功能</w:t>
-      </w:r>
-    </w:p>
-    <w:p>
-      <w:r>
-        <w:rPr>
-          <w:rFonts w:hint="default"/>
-        </w:rPr>
-        <w:t>扫码用水与水质查询：扫描终端机二维码选择用水或查水质，用水时校验状态并记录饮水量，查水质展示 TDS 值、等级及历史曲线。</w:t>
-      </w:r>
-    </w:p>
-    <w:p>
-      <w:r>
-        <w:rPr>
-          <w:rFonts w:hint="default"/>
-        </w:rPr>
-        <w:t>查看每日饮水量：展示当日、昨日、本周、本月饮水量，用进度条或柱状图可视化呈现。</w:t>
-      </w:r>
-    </w:p>
-    <w:p>
-      <w:r>
-        <w:rPr>
-          <w:rFonts w:hint="default"/>
-        </w:rPr>
-        <w:t>查看终端机位置：加载校园地图标注终端机（在线绿色、离线灰色），展示设备详情。</w:t>
-      </w:r>
-    </w:p>
-    <w:p>
-      <w:pPr>
-        <w:rPr>
-          <w:rFonts w:hint="default"/>
-        </w:rPr>
-      </w:pPr>
-      <w:r>
-        <w:rPr>
-          <w:rFonts w:hint="default"/>
-        </w:rPr>
-        <w:t>3.2.4 系统自动化功能</w:t>
-      </w:r>
-    </w:p>
-    <w:p>
-      <w:r>
-        <w:rPr>
-          <w:rFonts w:hint="default"/>
-        </w:rPr>
-        <w:t>设备异常告警与工单自动生成：设备异常时发布告警报文，系统自动生成对应片区工单，推送至维修 APP 与 Web 管理端。</w:t>
-      </w:r>
-    </w:p>
-    <w:p>
-      <w:pPr>
-        <w:rPr>
-          <w:rFonts w:hint="default"/>
-        </w:rPr>
-      </w:pPr>
-    </w:p>
-    <w:p>
-      <w:pPr>
-        <w:rPr>
-          <w:rFonts w:hint="default"/>
-        </w:rPr>
-      </w:pPr>
-    </w:p>
-    <w:p>
-      <w:pPr>
-        <w:rPr>
-          <w:rFonts w:hint="default"/>
-        </w:rPr>
-      </w:pPr>
-    </w:p>
-    <w:p>
-      <w:pPr>
-        <w:rPr>
-          <w:rFonts w:hint="default"/>
-        </w:rPr>
-      </w:pPr>
-    </w:p>
-    <w:p>
-      <w:pPr>
-        <w:rPr>
-          <w:rFonts w:hint="default"/>
-        </w:rPr>
-      </w:pPr>
-    </w:p>
-    <w:p>
-      <w:pPr>
-        <w:rPr>
-          <w:rFonts w:hint="default"/>
-        </w:rPr>
-      </w:pPr>
-    </w:p>
-    <w:p>
-      <w:pPr>
-        <w:rPr>
-          <w:rFonts w:hint="default"/>
-        </w:rPr>
-      </w:pPr>
-    </w:p>
-    <w:p>
-      <w:pPr>
-        <w:rPr>
-          <w:rFonts w:hint="default"/>
-        </w:rPr>
-      </w:pPr>
-      <w:r>
-        <w:rPr>
-          <w:rFonts w:hint="default"/>
-        </w:rPr>
-        <w:t>3.3 非功能性需求</w:t>
-      </w:r>
-    </w:p>
-    <w:p>
-      <w:pPr>
-        <w:rPr>
-          <w:rFonts w:hint="default"/>
-        </w:rPr>
-      </w:pPr>
-      <w:r>
-        <w:rPr>
-          <w:rFonts w:hint="default"/>
-        </w:rPr>
-        <w:t>3.3.1 安全性</w:t>
-      </w:r>
-    </w:p>
-    <w:p>
-      <w:r>
-        <w:rPr>
-          <w:rFonts w:hint="default"/>
-        </w:rPr>
-        <w:t>用户账号需密码登录，密码加密存储，支持密码重置功能。</w:t>
-      </w:r>
-    </w:p>
-    <w:p>
-      <w:r>
-        <w:rPr>
-          <w:rFonts w:hint="default"/>
-        </w:rPr>
-        <w:t>维修人员仅能查看所属片区设备数据，保障数据访问权限隔离。</w:t>
-      </w:r>
-    </w:p>
-    <w:p>
-      <w:r>
-        <w:rPr>
-          <w:rFonts w:hint="default"/>
-        </w:rPr>
-        <w:t>数据传输采用加密协议，防止信息泄露与篡改。</w:t>
-      </w:r>
-    </w:p>
-    <w:p>
-      <w:r>
-        <w:rPr>
-          <w:rFonts w:hint="default"/>
-        </w:rPr>
-        <w:t>定期备份核心数据，支持数据恢复功能。</w:t>
-      </w:r>
-    </w:p>
-    <w:p>
-      <w:pPr>
-        <w:rPr>
-          <w:rFonts w:hint="default"/>
-        </w:rPr>
-      </w:pPr>
-      <w:r>
-        <w:rPr>
-          <w:rFonts w:hint="default"/>
-        </w:rPr>
-        <w:t>3.3.2 性能</w:t>
-      </w:r>
-    </w:p>
-    <w:p>
-      <w:r>
-        <w:rPr>
-          <w:rFonts w:hint="default"/>
-        </w:rPr>
-        <w:t>数据刷新延迟：Web 端与 APP 端设备实时数据刷新延迟不超过 5 秒。</w:t>
-      </w:r>
-    </w:p>
-    <w:p>
-      <w:r>
-        <w:rPr>
-          <w:rFonts w:hint="default"/>
-        </w:rPr>
-        <w:t>响应时间：单次操作（如抢单、派单、扫码）响应时间不超过 3 秒。</w:t>
-      </w:r>
-    </w:p>
-    <w:p>
-      <w:r>
-        <w:rPr>
-          <w:rFonts w:hint="default"/>
-        </w:rPr>
-        <w:t>并发支持：支持至少 1000 名学生同时在线使用 APP，50 名维修人员同时处理工单。</w:t>
-      </w:r>
-    </w:p>
-    <w:p>
-      <w:r>
-        <w:rPr>
-          <w:rFonts w:hint="default"/>
-        </w:rPr>
-        <w:t>离线能力：维修 APP 巡检与工单处理支持离线缓存，联网后 10 秒内自动同步数据。</w:t>
-      </w:r>
-    </w:p>
-    <w:p>
-      <w:pPr>
-        <w:rPr>
-          <w:rFonts w:hint="default"/>
-        </w:rPr>
-      </w:pPr>
-      <w:r>
-        <w:rPr>
-          <w:rFonts w:hint="default"/>
-        </w:rPr>
-        <w:t>3.3.3 软件质量要求</w:t>
-      </w:r>
-    </w:p>
-    <w:p>
-      <w:r>
-        <w:rPr>
-          <w:rFonts w:hint="default"/>
-        </w:rPr>
-        <w:t>易用性：界面布局清晰，操作流程简单，新用户无需培训即可完成核心操作。</w:t>
-      </w:r>
-    </w:p>
-    <w:p>
-      <w:r>
-        <w:rPr>
-          <w:rFonts w:hint="default"/>
-        </w:rPr>
-        <w:t>扩展性：支持设备类型、功能模块的新增扩展，预留接口适配未来需求。</w:t>
-      </w:r>
-    </w:p>
-    <w:p>
-      <w:r>
-        <w:rPr>
-          <w:rFonts w:hint="default"/>
-        </w:rPr>
-        <w:t>可维护性：代码模块化设计，数据结构清晰，支持日志查询与问题定位。</w:t>
-      </w:r>
-    </w:p>
-    <w:p>
-      <w:r>
-        <w:rPr>
-          <w:rFonts w:hint="default"/>
-        </w:rPr>
-        <w:t>兼容性：Web 端兼容主流浏览器（Chrome、Edge、Firefox），APP 支持 Android 8.0+、iOS 12.0 + 系统版本。</w:t>
-      </w:r>
-    </w:p>
-    <w:p>
-      <w:pPr>
-        <w:rPr>
-          <w:rFonts w:hint="default"/>
-        </w:rPr>
-      </w:pPr>
-    </w:p>
-    <w:p>
-      <w:pPr>
-        <w:rPr>
-          <w:rFonts w:hint="default"/>
-        </w:rPr>
-      </w:pPr>
-    </w:p>
-    <w:p>
-      <w:pPr>
-        <w:rPr>
-          <w:rFonts w:hint="default"/>
-        </w:rPr>
-      </w:pPr>
-      <w:r>
-        <w:rPr>
-          <w:rFonts w:hint="default"/>
-        </w:rPr>
-        <w:t>词汇表</w:t>
-      </w:r>
-    </w:p>
-    <w:p>
-      <w:r>
-        <w:rPr>
-          <w:rFonts w:hint="default"/>
-        </w:rPr>
-        <w:t>TDS：总溶解固体，用于衡量水中可溶性物质含量，反映水质情况。</w:t>
-      </w:r>
-    </w:p>
-    <w:p>
-      <w:r>
-        <w:rPr>
-          <w:rFonts w:hint="default"/>
-        </w:rPr>
-        <w:t>MQTT：一种轻量级物联网通信协议，用于设备与云端的数据传输。</w:t>
-      </w:r>
-    </w:p>
-    <w:p>
-      <w:r>
-        <w:rPr>
-          <w:rFonts w:hint="default"/>
-        </w:rPr>
-        <w:t>工单：设备异常或巡检发现问题时生成的维修任务单据，包含问题描述、所属片区等信息。</w:t>
-      </w:r>
-    </w:p>
-    <w:p>
-      <w:r>
-        <w:rPr>
-          <w:rFonts w:hint="default"/>
-        </w:rPr>
-        <w:t>终端机：校园内供学生直接扫码用水的设备，连接供水机获取矿化水。</w:t>
-      </w:r>
-    </w:p>
-    <w:p>
-      <w:pPr>
-        <w:rPr>
-          <w:rFonts w:hint="default"/>
-        </w:rPr>
-      </w:pPr>
-    </w:p>
-    <w:p>
-      <w:pPr>
-        <w:rPr>
-          <w:rFonts w:hint="default"/>
-        </w:rPr>
-      </w:pPr>
-      <w:r>
-        <w:rPr>
-          <w:rFonts w:hint="default"/>
-        </w:rPr>
-        <w:t>参考资料</w:t>
-      </w:r>
-    </w:p>
-    <w:p>
-      <w:r>
-        <w:rPr>
-          <w:rFonts w:hint="default"/>
-        </w:rPr>
-        <w:t>《校园直饮矿化水物联网运维平台需求.docx》</w:t>
-      </w:r>
-    </w:p>
-    <w:p>
-      <w:r>
-        <w:rPr>
-          <w:rFonts w:hint="default"/>
-        </w:rPr>
-        <w:t>《校园直饮矿化水物联网运维平台用例文档</w:t>
-      </w:r>
-      <w:r>
-        <w:rPr>
-          <w:rFonts w:hint="eastAsia"/>
-          <w:lang w:val="en-US" w:eastAsia="zh-CN"/>
-        </w:rPr>
-        <w:t>最终稿</w:t>
-      </w:r>
-      <w:r>
-        <w:rPr>
-          <w:rFonts w:hint="default"/>
-        </w:rPr>
-        <w:t>.docx》</w:t>
-      </w:r>
-    </w:p>
-    <w:p>
-      <w:pPr>
-        <w:rPr>
-          <w:rFonts w:hint="default"/>
-        </w:rPr>
-      </w:pPr>
-    </w:p>
-    <w:p>
-      <w:pPr>
-        <w:rPr>
-          <w:rFonts w:hint="default"/>
-        </w:rPr>
-      </w:pPr>
-      <w:r>
-        <w:rPr>
-          <w:rFonts w:hint="default"/>
-        </w:rPr>
-        <w:t>附录</w:t>
-      </w:r>
-    </w:p>
-    <w:p>
-      <w:r>
-        <w:rPr>
-          <w:rFonts w:hint="default"/>
-        </w:rPr>
-        <w:t>系统架构图、净水流程图、设备连接示意图等相关图表</w:t>
-      </w:r>
-    </w:p>
-    <w:p>
-      <w:r>
-        <w:rPr>
-          <w:rFonts w:hint="default"/>
-        </w:rPr>
-        <w:t>各类设备传感器参数阈值配置表</w:t>
-      </w:r>
-    </w:p>
-    <w:p>
-      <w:pPr>
-        <w:rPr>
-          <w:rFonts w:hint="default"/>
-          <w:lang w:val="en-US" w:eastAsia="zh-CN"/>
-        </w:rPr>
-      </w:pPr>
-    </w:p>
-    <w:p>
-      <w:pPr>
-        <w:rPr>
-          <w:rFonts w:hint="default"/>
-          <w:lang w:val="en-US" w:eastAsia="zh-CN"/>
-        </w:rPr>
-      </w:pPr>
     </w:p>
     <w:p>
       <w:pPr>
@@ -5338,7 +5363,7 @@
         <w:sz w:val="36"/>
         <w:lang w:val="en-US" w:eastAsia="zh-CN"/>
       </w:rPr>
-      <w:t>团队名称</w:t>
+      <w:t>汪汪队</w:t>
     </w:r>
     <w:r>
       <w:rPr>
